--- a/syllabus-2.docx
+++ b/syllabus-2.docx
@@ -160,7 +160,6 @@
             <w:pPr>
               <w:bidi/>
               <w:rPr>
-                <w:rFonts w:hint="cs"/>
                 <w:rtl/>
               </w:rPr>
             </w:pPr>
@@ -408,6 +407,9 @@
         </w:tc>
       </w:tr>
       <w:tr>
+        <w:trPr>
+          <w:trHeight w:val="791"/>
+        </w:trPr>
         <w:tc>
           <w:tcPr>
             <w:tcW w:w="1872" w:type="dxa"/>
@@ -680,6 +682,7 @@
           </w:tcPr>
           <w:p>
             <w:r>
+              <w:lastRenderedPageBreak/>
               <w:t>4</w:t>
             </w:r>
           </w:p>
@@ -712,14 +715,7 @@
               <w:rPr>
                 <w:rtl/>
               </w:rPr>
-              <w:t xml:space="preserve">תיכנות: מנוע </w:t>
-            </w:r>
-            <w:r>
-              <w:rPr>
-                <w:rtl/>
-              </w:rPr>
-              <w:lastRenderedPageBreak/>
-              <w:t xml:space="preserve">פיסיקלי; </w:t>
+              <w:t xml:space="preserve">תיכנות: מנוע פיסיקלי; </w:t>
             </w:r>
             <w:r>
               <w:rPr>
@@ -774,15 +770,7 @@
               <w:rPr>
                 <w:rtl/>
               </w:rPr>
-              <w:lastRenderedPageBreak/>
-              <w:t xml:space="preserve">פיסיקה ביוניטי + </w:t>
-            </w:r>
-            <w:r>
-              <w:rPr>
-                <w:rtl/>
-              </w:rPr>
-              <w:lastRenderedPageBreak/>
-              <w:t xml:space="preserve">ארכיטקטורת קוד </w:t>
+              <w:t xml:space="preserve">פיסיקה ביוניטי + ארכיטקטורת קוד </w:t>
             </w:r>
             <w:r>
               <w:rPr>
@@ -811,15 +799,7 @@
               <w:rPr>
                 <w:rtl/>
               </w:rPr>
-              <w:lastRenderedPageBreak/>
-              <w:t xml:space="preserve">מימוש תהליכי </w:t>
-            </w:r>
-            <w:r>
-              <w:rPr>
-                <w:rtl/>
-              </w:rPr>
-              <w:lastRenderedPageBreak/>
-              <w:t xml:space="preserve">הליבה + ארכיטקטורת קוד </w:t>
+              <w:t xml:space="preserve">מימוש תהליכי הליבה + ארכיטקטורת קוד </w:t>
             </w:r>
             <w:r>
               <w:rPr>
@@ -844,7 +824,6 @@
           </w:tcPr>
           <w:p>
             <w:r>
-              <w:lastRenderedPageBreak/>
               <w:t>5</w:t>
             </w:r>
           </w:p>
